--- a/docs/BAO_CAO_DE_11_NGUYEN_DUY_TRUONG.docx
+++ b/docs/BAO_CAO_DE_11_NGUYEN_DUY_TRUONG.docx
@@ -4029,7 +4029,7 @@
       <w:r>
         <w:t>1. Thông tin GitHub Repository:</w:t>
         <w:br/>
-        <w:t xml:space="preserve">   - Đường dẫn: https://github.com/truong256/h-th-ng-t-v-xem-phim-s-ki-n.git</w:t>
+        <w:t xml:space="preserve">   - Đường dẫn: https://github.com/truong256/cinema-ticket-booking-system.git</w:t>
         <w:br/>
         <w:t xml:space="preserve">   - Nhánh chính: main</w:t>
         <w:br/>
